--- a/ECRITS_NIYYAH/recits_coran.docx
+++ b/ECRITS_NIYYAH/recits_coran.docx
@@ -1005,7 +1005,7 @@
           <w:sz w:val="20"/>
           <w:szCs w:val="20"/>
         </w:rPr>
-        <w:t xml:space="preserve">Sourate Al-Kahf (18:60-82) — identification d'Al-Khidr par les hadiths (Bukhari, Muslim)</w:t>
+        <w:t xml:space="preserve">Sourate Al-Kahf (18:60-82) — identification d'Al-Khidr par les hadiths (Bukhari, Muslim) · Note : statut prophétique débattu — position majoritaire chez les sunnites : prophète</w:t>
       </w:r>
     </w:p>
     <w:p>
@@ -2643,7 +2643,7 @@
           <w:sz w:val="22"/>
           <w:szCs w:val="22"/>
         </w:rPr>
-        <w:t xml:space="preserve">Les gens de cette terre avaient inventé quelque chose. Quelque chose qu'aucun peuple avant eux n'avait fait. Ils délaissaient leurs épouses pour aller vers les hommes — non par amour, mais par envie de transgresser. Ils brigandaient leurs visiteurs. Ils insultaient leurs hôtes. Ils faisaient le mal dans leurs assemblées, devant tout le monde, en riant.</w:t>
+        <w:t xml:space="preserve">Les gens de cette terre avaient inventé quelque chose. Quelque chose qu'aucun peuple avant eux n'avait fait. Ils approchaient leurs semblables contrairement à la fitra qu'Allâh a créée. Ils brigandaient leurs visiteurs. Ils insultaient leurs hôtes. Ils faisaient le mal dans leurs assemblées, devant tout le monde, en riant.</w:t>
       </w:r>
     </w:p>
     <w:p>
@@ -5204,7 +5204,7 @@
           <w:sz w:val="22"/>
           <w:szCs w:val="22"/>
         </w:rPr>
-        <w:t xml:space="preserve">Sans armure. Sans épée. Avec une fronde et cinq pierres ramassées dans le lit du fleuve.</w:t>
+        <w:t xml:space="preserve">Sans armure. Sans épée. Avec une fronde et — selon la tradition antérieure à l'Islam — cinq pierres ramassées dans le lit du fleuve.</w:t>
       </w:r>
     </w:p>
     <w:p>
@@ -5854,7 +5854,7 @@
           <w:sz w:val="22"/>
           <w:szCs w:val="22"/>
         </w:rPr>
-        <w:t xml:space="preserve">L'enfant, dans ses bras, dit clairement — et c'est rapporté dans les hadiths :</w:t>
+        <w:t xml:space="preserve">L'enfant, dans ses bras, dit clairement — et c'est rapporté par Muslim n°3005 (hadith de Suhayb) :</w:t>
       </w:r>
     </w:p>
     <w:p>
@@ -6205,7 +6205,7 @@
           <w:sz w:val="22"/>
           <w:szCs w:val="22"/>
         </w:rPr>
-        <w:t xml:space="preserve">Le Coran ne dit pas ce qui se passa ensuite. Il laisse la table planer là — entre ciel et terre — comme une question.</w:t>
+        <w:t xml:space="preserve">Le Coran ne décrit pas le festin lui-même. Mais il a déjà dit l'essentiel : un signe reçu est un poids porté.</w:t>
       </w:r>
     </w:p>
     <w:p>

--- a/ECRITS_NIYYAH/recits_coran.docx
+++ b/ECRITS_NIYYAH/recits_coran.docx
@@ -1018,7 +1018,7 @@
           <w:sz w:val="22"/>
           <w:szCs w:val="22"/>
         </w:rPr>
-        <w:t xml:space="preserve">Moussa avait été choisi. Allâh lui parlait — directement, sans voile. Il avait fendu la mer. Il avait reçu la Loi. Il était, parmi les prophètes, celui qui pouvait dire : je sais.</w:t>
+        <w:t xml:space="preserve">Moussa avait été choisi. Allâh lui parlait — directement, sans voile. Il avait fendu la mer. Il avait reçu la Loi. Il était, parmi les prophètes de son temps, le plus savant — et il le savait.</w:t>
       </w:r>
     </w:p>
     <w:p>
@@ -1070,7 +1070,7 @@
           <w:sz w:val="22"/>
           <w:szCs w:val="22"/>
         </w:rPr>
-        <w:t xml:space="preserve">Allâh n'aima pas cette réponse. Il révéla à Moussa qu'au confluent des deux mers, vivait un serviteur — un homme à qui Allâh avait donné une science que Moussa n'avait pas.</w:t>
+        <w:t xml:space="preserve">Ce n'était pas de l'orgueil. C'était un constat. Mais Moussa avait oublié de rapporter la science à sa Source — il n'avait pas dit Allâhu a'lam, Allâh sait mieux. Et Allâh, qui veille sur Ses prophètes, voulut l'instruire. Il révéla à Moussa qu'au confluent des deux mers, vivait un serviteur — un homme à qui Allâh avait donné une science que Moussa n'avait pas.</w:t>
       </w:r>
     </w:p>
     <w:p>
@@ -2643,7 +2643,7 @@
           <w:sz w:val="22"/>
           <w:szCs w:val="22"/>
         </w:rPr>
-        <w:t xml:space="preserve">Les gens de cette terre avaient inventé quelque chose. Quelque chose qu'aucun peuple avant eux n'avait fait. Ils approchaient leurs semblables contrairement à la fitra qu'Allâh a créée. Ils brigandaient leurs visiteurs. Ils insultaient leurs hôtes. Ils faisaient le mal dans leurs assemblées, devant tout le monde, en riant.</w:t>
+        <w:t xml:space="preserve">Les gens de cette terre avaient inventé quelque chose. Quelque chose qu'aucun peuple avant eux n'avait fait. Ils s'approchaient des hommes par convoitise, au lieu des femmes — comme le Coran lui-même le rapporte. Une transgression de la fitra qu'Allâh avait inscrite dans la création. Ils brigandaient leurs visiteurs. Ils insultaient leurs hôtes. Ils faisaient le mal dans leurs assemblées, devant tout le monde, en riant.</w:t>
       </w:r>
     </w:p>
     <w:p>
@@ -3384,33 +3384,20 @@
           <w:sz w:val="22"/>
           <w:szCs w:val="22"/>
         </w:rPr>
-        <w:t xml:space="preserve">Trois ans sans pluie. Les sources s'asséchèrent. Le bétail mourut. La terre se fissura. Les Ad envoyèrent une délégation aux Maisons sacrées — à La Mecque, déjà, où on disait que les prières étaient exaucées.</w:t>
-      </w:r>
-    </w:p>
-    <w:p>
-      <w:pPr>
-        <w:spacing w:after="60"/>
-      </w:pPr>
-      <w:r>
-        <w:rPr>
-          <w:rFonts w:ascii="Cormorant Garamond" w:cs="Cormorant Garamond" w:eastAsia="Cormorant Garamond" w:hAnsi="Cormorant Garamond"/>
-          <w:sz w:val="22"/>
-          <w:szCs w:val="22"/>
-        </w:rPr>
-        <w:t xml:space="preserve">Là-bas, ils prièrent pour la pluie.</w:t>
-      </w:r>
-    </w:p>
-    <w:p>
-      <w:pPr>
-        <w:spacing w:after="60"/>
-      </w:pPr>
-      <w:r>
-        <w:rPr>
-          <w:rFonts w:ascii="Cormorant Garamond" w:cs="Cormorant Garamond" w:eastAsia="Cormorant Garamond" w:hAnsi="Cormorant Garamond"/>
-          <w:sz w:val="22"/>
-          <w:szCs w:val="22"/>
-        </w:rPr>
-        <w:t xml:space="preserve">Et Allâh leur envoya un nuage.</w:t>
+        <w:t xml:space="preserve">Trois ans sans pluie. Les sources s'asséchèrent. Le bétail mourut. La terre se fissura. Les Ad attendirent — comme tous les peuples attendent — un signe du ciel.</w:t>
+      </w:r>
+    </w:p>
+    <w:p>
+      <w:pPr>
+        <w:spacing w:after="60"/>
+      </w:pPr>
+      <w:r>
+        <w:rPr>
+          <w:rFonts w:ascii="Cormorant Garamond" w:cs="Cormorant Garamond" w:eastAsia="Cormorant Garamond" w:hAnsi="Cormorant Garamond"/>
+          <w:sz w:val="22"/>
+          <w:szCs w:val="22"/>
+        </w:rPr>
+        <w:t xml:space="preserve">Un jour, à l'horizon de leur vallée, apparut un nuage.</w:t>
       </w:r>
     </w:p>
     <w:p>
@@ -5308,7 +5295,7 @@
           <w:sz w:val="20"/>
           <w:szCs w:val="20"/>
         </w:rPr>
-        <w:t xml:space="preserve">Sourate Al-Fil (105:1-5)</w:t>
+        <w:t xml:space="preserve">Sourate Al-Fil (105:1-5) — Note : le Coran parle des « Compagnons de l'Éléphant ». Le nom d'Abraha et les détails de l'expédition proviennent de la Sîra et des chroniques historiques.</w:t>
       </w:r>
     </w:p>
     <w:p>

--- a/ECRITS_NIYYAH/recits_coran.docx
+++ b/ECRITS_NIYYAH/recits_coran.docx
@@ -446,7 +446,7 @@
           <w:sz w:val="22"/>
           <w:szCs w:val="22"/>
         </w:rPr>
-        <w:t xml:space="preserve">Au bout du mur, il y avait son ami. Un homme pauvre, sans terre, qui n'avait jamais possédé qu'un seul mot — Allâh. Ce mot lui suffisait. Il le portait comme d'autres portent un manteau.</w:t>
+        <w:t xml:space="preserve">Au bout du mur, il y avait son ami. Un homme pauvre, sans terre, qui n'avait jamais possédé qu'un seul mot — Allah. Ce mot lui suffisait. Il le portait comme d'autres portent un manteau.</w:t>
       </w:r>
     </w:p>
     <w:p>
@@ -511,7 +511,7 @@
           <w:sz w:val="22"/>
           <w:szCs w:val="22"/>
         </w:rPr>
-        <w:t xml:space="preserve">« Et quand tu es entré dans ton jardin — n'aurais-tu pas dû dire : ce qu'Allâh a voulu, c'est cela. Il n'est de force qu'en Allâh ? »</w:t>
+        <w:t xml:space="preserve">« Et quand tu es entré dans ton jardin — n'aurais-tu pas dû dire : ce qu'Allah a voulu, c'est cela. Il n'est de force qu'en Allah ? »</w:t>
       </w:r>
     </w:p>
     <w:p>
@@ -667,7 +667,7 @@
           <w:sz w:val="22"/>
           <w:szCs w:val="22"/>
         </w:rPr>
-        <w:t xml:space="preserve">Ils étaient jeunes — quelques-uns. Personne ne sait combien exactement. Trois, peut-être. Cinq. Sept. Allâh sait, dit le Coran, et c'est tout ce qu'il faut savoir.</w:t>
+        <w:t xml:space="preserve">Ils étaient jeunes — quelques-uns. Personne ne sait combien exactement. Trois, peut-être. Cinq. Sept. Allah sait, dit le Coran, et c'est tout ce qu'il faut savoir.</w:t>
       </w:r>
     </w:p>
     <w:p>
@@ -758,7 +758,7 @@
           <w:sz w:val="22"/>
           <w:szCs w:val="22"/>
         </w:rPr>
-        <w:t xml:space="preserve">Allâh ferma leurs oreilles au monde.</w:t>
+        <w:t xml:space="preserve">Allah ferma leurs oreilles au monde.</w:t>
       </w:r>
     </w:p>
     <w:p>
@@ -927,7 +927,7 @@
           <w:sz w:val="22"/>
           <w:szCs w:val="22"/>
         </w:rPr>
-        <w:t xml:space="preserve">Le Coran ne dit pas ce qui leur arriva ensuite. Certains disent qu'ils retournèrent dormir. D'autres, qu'on les enterra avec honneur. Allâh sait.</w:t>
+        <w:t xml:space="preserve">Le Coran ne dit pas ce qui leur arriva ensuite. Certains disent qu'ils retournèrent dormir. D'autres, qu'on les enterra avec honneur. Allah sait.</w:t>
       </w:r>
     </w:p>
     <w:p>
@@ -953,20 +953,20 @@
           <w:sz w:val="22"/>
           <w:szCs w:val="22"/>
         </w:rPr>
-        <w:t xml:space="preserve">Quand le monde devient trop lourd, Allâh sait fermer des paupières.</w:t>
-      </w:r>
-    </w:p>
-    <w:p>
-      <w:pPr>
-        <w:spacing w:after="60"/>
-      </w:pPr>
-      <w:r>
-        <w:rPr>
-          <w:rFonts w:ascii="Cormorant Garamond" w:cs="Cormorant Garamond" w:eastAsia="Cormorant Garamond" w:hAnsi="Cormorant Garamond"/>
-          <w:sz w:val="22"/>
-          <w:szCs w:val="22"/>
-        </w:rPr>
-        <w:t xml:space="preserve">Quand le monde devient invivable, certains fuient. D'autres prient. D'autres dorment — et Allâh veille pour eux.</w:t>
+        <w:t xml:space="preserve">Quand le monde devient trop lourd, Allah sait fermer des paupières.</w:t>
+      </w:r>
+    </w:p>
+    <w:p>
+      <w:pPr>
+        <w:spacing w:after="60"/>
+      </w:pPr>
+      <w:r>
+        <w:rPr>
+          <w:rFonts w:ascii="Cormorant Garamond" w:cs="Cormorant Garamond" w:eastAsia="Cormorant Garamond" w:hAnsi="Cormorant Garamond"/>
+          <w:sz w:val="22"/>
+          <w:szCs w:val="22"/>
+        </w:rPr>
+        <w:t xml:space="preserve">Quand le monde devient invivable, certains fuient. D'autres prient. D'autres dorment — et Allah veille pour eux.</w:t>
       </w:r>
     </w:p>
     <w:p>
@@ -1018,7 +1018,7 @@
           <w:sz w:val="22"/>
           <w:szCs w:val="22"/>
         </w:rPr>
-        <w:t xml:space="preserve">Moussa avait été choisi. Allâh lui parlait — directement, sans voile. Il avait fendu la mer. Il avait reçu la Loi. Il était, parmi les prophètes de son temps, le plus savant — et il le savait.</w:t>
+        <w:t xml:space="preserve">Moussa avait été choisi. Allah lui parlait — directement, sans voile. Il avait fendu la mer. Il avait reçu la Loi. Il était, parmi les prophètes de son temps, le plus savant — et il le savait.</w:t>
       </w:r>
     </w:p>
     <w:p>
@@ -1070,7 +1070,7 @@
           <w:sz w:val="22"/>
           <w:szCs w:val="22"/>
         </w:rPr>
-        <w:t xml:space="preserve">Ce n'était pas de l'orgueil. C'était un constat. Mais Moussa avait oublié de rapporter la science à sa Source — il n'avait pas dit Allâhu a'lam, Allâh sait mieux. Et Allâh, qui veille sur Ses prophètes, voulut l'instruire. Il révéla à Moussa qu'au confluent des deux mers, vivait un serviteur — un homme à qui Allâh avait donné une science que Moussa n'avait pas.</w:t>
+        <w:t xml:space="preserve">Ce n'était pas de l'orgueil. C'était un constat. Mais Moussa avait oublié de rapporter la science à sa Source — il n'avait pas dit Allahu a'lam, Allah sait mieux. Et Allah, qui veille sur Ses prophètes, voulut l'instruire. Il révéla à Moussa qu'au confluent des deux mers, vivait un serviteur — un homme à qui Allah avait donné une science que Moussa n'avait pas.</w:t>
       </w:r>
     </w:p>
     <w:p>
@@ -1330,7 +1330,7 @@
           <w:sz w:val="22"/>
           <w:szCs w:val="22"/>
         </w:rPr>
-        <w:t xml:space="preserve">L'enfant ? Ses parents étaient croyants. Lui allait grandir et les entraîner dans le mal. Allâh lui a donné un échange — un autre enfant, meilleur.</w:t>
+        <w:t xml:space="preserve">L'enfant ? Ses parents étaient croyants. Lui allait grandir et les entraîner dans le mal. Allah lui a donné un échange — un autre enfant, meilleur.</w:t>
       </w:r>
     </w:p>
     <w:p>
@@ -1473,7 +1473,7 @@
           <w:sz w:val="22"/>
           <w:szCs w:val="22"/>
         </w:rPr>
-        <w:t xml:space="preserve">Allâh lui avait donné des trésors si lourds que les clefs de ses coffres pesaient déjà sur les épaules d'une troupe d'hommes vigoureux. Pas l'or. Les clefs. Imaginez ce qu'il y avait derrière.</w:t>
+        <w:t xml:space="preserve">Allah lui avait donné des trésors si lourds que les clefs de ses coffres pesaient déjà sur les épaules d'une troupe d'hommes vigoureux. Pas l'or. Les clefs. Imaginez ce qu'il y avait derrière.</w:t>
       </w:r>
     </w:p>
     <w:p>
@@ -1538,7 +1538,7 @@
           <w:sz w:val="22"/>
           <w:szCs w:val="22"/>
         </w:rPr>
-        <w:t xml:space="preserve">« Ne te réjouis pas trop. Allâh n'aime pas ceux qui se réjouissent. Cherche, par ce qu'Allâh t'a donné, la demeure de l'au-delà. N'oublie pas ta part de cette vie. Fais le bien comme Allâh t'a fait le bien. Et ne cherche pas la corruption sur la terre. »</w:t>
+        <w:t xml:space="preserve">« Ne te réjouis pas trop. Allah n'aime pas ceux qui se réjouissent. Cherche, par ce qu'Allah t'a donné, la demeure de l'au-delà. N'oublie pas ta part de cette vie. Fais le bien comme Allah t'a fait le bien. Et ne cherche pas la corruption sur la terre. »</w:t>
       </w:r>
     </w:p>
     <w:p>
@@ -1590,7 +1590,7 @@
           <w:sz w:val="22"/>
           <w:szCs w:val="22"/>
         </w:rPr>
-        <w:t xml:space="preserve">Pas Allâh. Moi. Mon intelligence. Mon talent. Mon mérite.</w:t>
+        <w:t xml:space="preserve">Pas Allah. Moi. Mon intelligence. Mon talent. Mon mérite.</w:t>
       </w:r>
     </w:p>
     <w:p>
@@ -1616,20 +1616,20 @@
           <w:sz w:val="22"/>
           <w:szCs w:val="22"/>
         </w:rPr>
-        <w:t xml:space="preserve">D'autres, plus sages, dirent : malheur à vous. La récompense d'Allâh est meilleure pour celui qui croit.</w:t>
-      </w:r>
-    </w:p>
-    <w:p>
-      <w:pPr>
-        <w:spacing w:after="60"/>
-      </w:pPr>
-      <w:r>
-        <w:rPr>
-          <w:rFonts w:ascii="Cormorant Garamond" w:cs="Cormorant Garamond" w:eastAsia="Cormorant Garamond" w:hAnsi="Cormorant Garamond"/>
-          <w:sz w:val="22"/>
-          <w:szCs w:val="22"/>
-        </w:rPr>
-        <w:t xml:space="preserve">Allâh entendit.</w:t>
+        <w:t xml:space="preserve">D'autres, plus sages, dirent : malheur à vous. La récompense d'Allah est meilleure pour celui qui croit.</w:t>
+      </w:r>
+    </w:p>
+    <w:p>
+      <w:pPr>
+        <w:spacing w:after="60"/>
+      </w:pPr>
+      <w:r>
+        <w:rPr>
+          <w:rFonts w:ascii="Cormorant Garamond" w:cs="Cormorant Garamond" w:eastAsia="Cormorant Garamond" w:hAnsi="Cormorant Garamond"/>
+          <w:sz w:val="22"/>
+          <w:szCs w:val="22"/>
+        </w:rPr>
+        <w:t xml:space="preserve">Allah entendit.</w:t>
       </w:r>
     </w:p>
     <w:p>
@@ -1668,7 +1668,7 @@
           <w:sz w:val="22"/>
           <w:szCs w:val="22"/>
         </w:rPr>
-        <w:t xml:space="preserve">Et il n'eut aucune armée qui le secourut, en dehors d'Allâh. Et il ne fut pas du nombre de ceux qui se défendent eux-mêmes.</w:t>
+        <w:t xml:space="preserve">Et il n'eut aucune armée qui le secourut, en dehors d'Allah. Et il ne fut pas du nombre de ceux qui se défendent eux-mêmes.</w:t>
       </w:r>
     </w:p>
     <w:p>
@@ -1694,7 +1694,7 @@
           <w:sz w:val="22"/>
           <w:szCs w:val="22"/>
         </w:rPr>
-        <w:t xml:space="preserve">« Ah ! C'est Allâh qui donne en abondance ou avec mesure à qui Il veut. Si Allâh ne nous avait pas favorisés, Il nous aurait fait engloutir. »</w:t>
+        <w:t xml:space="preserve">« Ah ! C'est Allah qui donne en abondance ou avec mesure à qui Il veut. Si Allah ne nous avait pas favorisés, Il nous aurait fait engloutir. »</w:t>
       </w:r>
     </w:p>
     <w:p>
@@ -1876,20 +1876,20 @@
           <w:sz w:val="22"/>
           <w:szCs w:val="22"/>
         </w:rPr>
-        <w:t xml:space="preserve">Allâh envoya des messagers. Ils dirent : soyez reconnaissants. Saba répondit en haussant les épaules.</w:t>
-      </w:r>
-    </w:p>
-    <w:p>
-      <w:pPr>
-        <w:spacing w:after="60"/>
-      </w:pPr>
-      <w:r>
-        <w:rPr>
-          <w:rFonts w:ascii="Cormorant Garamond" w:cs="Cormorant Garamond" w:eastAsia="Cormorant Garamond" w:hAnsi="Cormorant Garamond"/>
-          <w:sz w:val="22"/>
-          <w:szCs w:val="22"/>
-        </w:rPr>
-        <w:t xml:space="preserve">Alors Allâh envoya autre chose.</w:t>
+        <w:t xml:space="preserve">Allah envoya des messagers. Ils dirent : soyez reconnaissants. Saba répondit en haussant les épaules.</w:t>
+      </w:r>
+    </w:p>
+    <w:p>
+      <w:pPr>
+        <w:spacing w:after="60"/>
+      </w:pPr>
+      <w:r>
+        <w:rPr>
+          <w:rFonts w:ascii="Cormorant Garamond" w:cs="Cormorant Garamond" w:eastAsia="Cormorant Garamond" w:hAnsi="Cormorant Garamond"/>
+          <w:sz w:val="22"/>
+          <w:szCs w:val="22"/>
+        </w:rPr>
+        <w:t xml:space="preserve">Alors Allah envoya autre chose.</w:t>
       </w:r>
     </w:p>
     <w:p>
@@ -1954,7 +1954,7 @@
           <w:sz w:val="22"/>
           <w:szCs w:val="22"/>
         </w:rPr>
-        <w:t xml:space="preserve">C'est ainsi qu'Allâh fait des nations entières — des paroles. Des histoires qu'on se transmet le soir, autour du feu, en se demandant si nous, demain, nous serons reconnaissants.</w:t>
+        <w:t xml:space="preserve">C'est ainsi qu'Allah fait des nations entières — des paroles. Des histoires qu'on se transmet le soir, autour du feu, en se demandant si nous, demain, nous serons reconnaissants.</w:t>
       </w:r>
     </w:p>
     <w:p>
@@ -2032,7 +2032,7 @@
           <w:sz w:val="22"/>
           <w:szCs w:val="22"/>
         </w:rPr>
-        <w:t xml:space="preserve">Un vieil homme l'avait tenu toute sa vie. Pieux. Modéré. Il faisait sa récolte chaque année, et ce qui était convenu pour les pauvres — un panier, une part, ce qu'Allâh avait fixé — il le donnait sans hésiter. Les pauvres connaissaient le chemin de ce jardin. Ils savaient qu'à la saison, ils y trouveraient de quoi vivre.</w:t>
+        <w:t xml:space="preserve">Un vieil homme l'avait tenu toute sa vie. Pieux. Modéré. Il faisait sa récolte chaque année, et ce qui était convenu pour les pauvres — un panier, une part, ce qu'Allah avait fixé — il le donnait sans hésiter. Les pauvres connaissaient le chemin de ce jardin. Ils savaient qu'à la saison, ils y trouveraient de quoi vivre.</w:t>
       </w:r>
     </w:p>
     <w:p>
@@ -2110,7 +2110,7 @@
           <w:sz w:val="22"/>
           <w:szCs w:val="22"/>
         </w:rPr>
-        <w:t xml:space="preserve">Ils ne dirent pas in shâ' Allâh.</w:t>
+        <w:t xml:space="preserve">Ils ne dirent pas in shâ' Allah.</w:t>
       </w:r>
     </w:p>
     <w:p>
@@ -2227,7 +2227,7 @@
           <w:sz w:val="22"/>
           <w:szCs w:val="22"/>
         </w:rPr>
-        <w:t xml:space="preserve">« Ne vous avais-je pas dit : si seulement vous glorifiez Allâh. »</w:t>
+        <w:t xml:space="preserve">« Ne vous avais-je pas dit : si seulement vous glorifiez Allah. »</w:t>
       </w:r>
     </w:p>
     <w:p>
@@ -2266,7 +2266,7 @@
           <w:sz w:val="22"/>
           <w:szCs w:val="22"/>
         </w:rPr>
-        <w:t xml:space="preserve">Ce que tu refuses de donner pour Allâh, Il peut te le reprendre — sans bruit, et sans bagages.</w:t>
+        <w:t xml:space="preserve">Ce que tu refuses de donner pour Allah, Il peut te le reprendre — sans bruit, et sans bagages.</w:t>
       </w:r>
     </w:p>
     <w:p>
@@ -2357,7 +2357,7 @@
           <w:sz w:val="22"/>
           <w:szCs w:val="22"/>
         </w:rPr>
-        <w:t xml:space="preserve">Allâh accepta l'offrande de Habil. Il n'accepta pas celle de Qabil.</w:t>
+        <w:t xml:space="preserve">Allah accepta l'offrande de Habil. Il n'accepta pas celle de Qabil.</w:t>
       </w:r>
     </w:p>
     <w:p>
@@ -2448,7 +2448,7 @@
           <w:sz w:val="22"/>
           <w:szCs w:val="22"/>
         </w:rPr>
-        <w:t xml:space="preserve">« Si tu étends vers moi ta main pour me tuer, je n'étendrai pas vers toi la mienne pour te tuer. Je crains Allâh, Seigneur des mondes. »</w:t>
+        <w:t xml:space="preserve">« Si tu étends vers moi ta main pour me tuer, je n'étendrai pas vers toi la mienne pour te tuer. Je crains Allah, Seigneur des mondes. »</w:t>
       </w:r>
     </w:p>
     <w:p>
@@ -2513,7 +2513,7 @@
           <w:sz w:val="22"/>
           <w:szCs w:val="22"/>
         </w:rPr>
-        <w:t xml:space="preserve">Allâh envoya un corbeau. Le corbeau se mit à gratter le sol, à creuser un trou pour enterrer un autre corbeau mort.</w:t>
+        <w:t xml:space="preserve">Allah envoya un corbeau. Le corbeau se mit à gratter le sol, à creuser un trou pour enterrer un autre corbeau mort.</w:t>
       </w:r>
     </w:p>
     <w:p>
@@ -2630,33 +2630,33 @@
           <w:sz w:val="22"/>
           <w:szCs w:val="22"/>
         </w:rPr>
-        <w:t xml:space="preserve">Allâh l'envoya en messager.</w:t>
-      </w:r>
-    </w:p>
-    <w:p>
-      <w:pPr>
-        <w:spacing w:after="60"/>
-      </w:pPr>
-      <w:r>
-        <w:rPr>
-          <w:rFonts w:ascii="Cormorant Garamond" w:cs="Cormorant Garamond" w:eastAsia="Cormorant Garamond" w:hAnsi="Cormorant Garamond"/>
-          <w:sz w:val="22"/>
-          <w:szCs w:val="22"/>
-        </w:rPr>
-        <w:t xml:space="preserve">Les gens de cette terre avaient inventé quelque chose. Quelque chose qu'aucun peuple avant eux n'avait fait. Ils s'approchaient des hommes par convoitise, au lieu des femmes — comme le Coran lui-même le rapporte. Une transgression de la fitra qu'Allâh avait inscrite dans la création. Ils brigandaient leurs visiteurs. Ils insultaient leurs hôtes. Ils faisaient le mal dans leurs assemblées, devant tout le monde, en riant.</w:t>
-      </w:r>
-    </w:p>
-    <w:p>
-      <w:pPr>
-        <w:spacing w:after="60"/>
-      </w:pPr>
-      <w:r>
-        <w:rPr>
-          <w:rFonts w:ascii="Cormorant Garamond" w:cs="Cormorant Garamond" w:eastAsia="Cormorant Garamond" w:hAnsi="Cormorant Garamond"/>
-          <w:sz w:val="22"/>
-          <w:szCs w:val="22"/>
-        </w:rPr>
-        <w:t xml:space="preserve">Loth leur parlait. Encore. Encore. Il les avertissait avec douceur. Il invoquait la pudeur d'Allâh.</w:t>
+        <w:t xml:space="preserve">Allah l'envoya en messager.</w:t>
+      </w:r>
+    </w:p>
+    <w:p>
+      <w:pPr>
+        <w:spacing w:after="60"/>
+      </w:pPr>
+      <w:r>
+        <w:rPr>
+          <w:rFonts w:ascii="Cormorant Garamond" w:cs="Cormorant Garamond" w:eastAsia="Cormorant Garamond" w:hAnsi="Cormorant Garamond"/>
+          <w:sz w:val="22"/>
+          <w:szCs w:val="22"/>
+        </w:rPr>
+        <w:t xml:space="preserve">Les gens de cette terre avaient inventé quelque chose. Quelque chose qu'aucun peuple avant eux n'avait fait. Ils s'approchaient des hommes par convoitise, au lieu des femmes — comme le Coran lui-même le rapporte. Une transgression de la fitra qu'Allah avait inscrite dans la création. Ils brigandaient leurs visiteurs. Ils insultaient leurs hôtes. Ils faisaient le mal dans leurs assemblées, devant tout le monde, en riant.</w:t>
+      </w:r>
+    </w:p>
+    <w:p>
+      <w:pPr>
+        <w:spacing w:after="60"/>
+      </w:pPr>
+      <w:r>
+        <w:rPr>
+          <w:rFonts w:ascii="Cormorant Garamond" w:cs="Cormorant Garamond" w:eastAsia="Cormorant Garamond" w:hAnsi="Cormorant Garamond"/>
+          <w:sz w:val="22"/>
+          <w:szCs w:val="22"/>
+        </w:rPr>
+        <w:t xml:space="preserve">Loth leur parlait. Encore. Encore. Il les avertissait avec douceur. Il invoquait la pudeur d'Allah.</w:t>
       </w:r>
     </w:p>
     <w:p>
@@ -2799,7 +2799,7 @@
           <w:sz w:val="22"/>
           <w:szCs w:val="22"/>
         </w:rPr>
-        <w:t xml:space="preserve">Au lever du jour, Allâh retourna la cité.</w:t>
+        <w:t xml:space="preserve">Au lever du jour, Allah retourna la cité.</w:t>
       </w:r>
     </w:p>
     <w:p>
@@ -2851,7 +2851,7 @@
           <w:sz w:val="22"/>
           <w:szCs w:val="22"/>
         </w:rPr>
-        <w:t xml:space="preserve">Une société peut inventer ce qu'elle veut. Allâh, lui, n'invente pas — Il rappelle.</w:t>
+        <w:t xml:space="preserve">Une société peut inventer ce qu'elle veut. Allah, lui, n'invente pas — Il rappelle.</w:t>
       </w:r>
     </w:p>
     <w:p>
@@ -2942,7 +2942,7 @@
           <w:sz w:val="22"/>
           <w:szCs w:val="22"/>
         </w:rPr>
-        <w:t xml:space="preserve">Allâh leur envoya Saleh — un homme de leur peuple, un homme qu'ils connaissaient, qu'ils estimaient même. Saleh leur parla d'Un. Il leur demanda de revenir.</w:t>
+        <w:t xml:space="preserve">Allah leur envoya Saleh — un homme de leur peuple, un homme qu'ils connaissaient, qu'ils estimaient même. Saleh leur parla d'Un. Il leur demanda de revenir.</w:t>
       </w:r>
     </w:p>
     <w:p>
@@ -2981,20 +2981,20 @@
           <w:sz w:val="22"/>
           <w:szCs w:val="22"/>
         </w:rPr>
-        <w:t xml:space="preserve">Allâh leur donna un signe.</w:t>
-      </w:r>
-    </w:p>
-    <w:p>
-      <w:pPr>
-        <w:spacing w:after="60"/>
-      </w:pPr>
-      <w:r>
-        <w:rPr>
-          <w:rFonts w:ascii="Cormorant Garamond" w:cs="Cormorant Garamond" w:eastAsia="Cormorant Garamond" w:hAnsi="Cormorant Garamond"/>
-          <w:sz w:val="22"/>
-          <w:szCs w:val="22"/>
-        </w:rPr>
-        <w:t xml:space="preserve">De la roche elle-même — devant leurs yeux — sortit une chamelle. Une chamelle énorme, splendide, qui n'avait pas d'ombre et pas de blessure, qui n'avait pas été engendrée, qui n'avait jamais bu une goutte d'eau qu'Allâh ne lui avait promise.</w:t>
+        <w:t xml:space="preserve">Allah leur donna un signe.</w:t>
+      </w:r>
+    </w:p>
+    <w:p>
+      <w:pPr>
+        <w:spacing w:after="60"/>
+      </w:pPr>
+      <w:r>
+        <w:rPr>
+          <w:rFonts w:ascii="Cormorant Garamond" w:cs="Cormorant Garamond" w:eastAsia="Cormorant Garamond" w:hAnsi="Cormorant Garamond"/>
+          <w:sz w:val="22"/>
+          <w:szCs w:val="22"/>
+        </w:rPr>
+        <w:t xml:space="preserve">De la roche elle-même — devant leurs yeux — sortit une chamelle. Une chamelle énorme, splendide, qui n'avait pas d'ombre et pas de blessure, qui n'avait pas été engendrée, qui n'avait jamais bu une goutte d'eau qu'Allah ne lui avait promise.</w:t>
       </w:r>
     </w:p>
     <w:p>
@@ -3020,7 +3020,7 @@
           <w:sz w:val="22"/>
           <w:szCs w:val="22"/>
         </w:rPr>
-        <w:t xml:space="preserve">« Voilà la chamelle d'Allâh. Laissez-la paître librement. Un jour, c'est elle qui boira à la source. Un jour, c'est vous. Ne lui faites aucun mal. Sinon — un châtiment proche vous saisira. »</w:t>
+        <w:t xml:space="preserve">« Voilà la chamelle d'Allah. Laissez-la paître librement. Un jour, c'est elle qui boira à la source. Un jour, c'est vous. Ne lui faites aucun mal. Sinon — un châtiment proche vous saisira. »</w:t>
       </w:r>
     </w:p>
     <w:p>
@@ -3137,7 +3137,7 @@
           <w:sz w:val="22"/>
           <w:szCs w:val="22"/>
         </w:rPr>
-        <w:t xml:space="preserve">Et au quatrième matin, le Cri vint. Un Cri du ciel, qu'Allâh seul peut envoyer, qui traversa les vallées et fit tomber les hommes là où ils se trouvaient — dans leurs cuisines, dans leurs lits, sur leurs toits, dans leurs palais taillés dans la roche.</w:t>
+        <w:t xml:space="preserve">Et au quatrième matin, le Cri vint. Un Cri du ciel, qu'Allah seul peut envoyer, qui traversa les vallées et fit tomber les hommes là où ils se trouvaient — dans leurs cuisines, dans leurs lits, sur leurs toits, dans leurs palais taillés dans la roche.</w:t>
       </w:r>
     </w:p>
     <w:p>
@@ -3176,7 +3176,7 @@
           <w:sz w:val="22"/>
           <w:szCs w:val="22"/>
         </w:rPr>
-        <w:t xml:space="preserve">Allâh ne se prouve pas. Il se rappelle. Quand le rappel ne suffit plus, Il se tait — et le silence devient le châtiment.</w:t>
+        <w:t xml:space="preserve">Allah ne se prouve pas. Il se rappelle. Quand le rappel ne suffit plus, Il se tait — et le silence devient le châtiment.</w:t>
       </w:r>
     </w:p>
     <w:p>
@@ -3241,7 +3241,7 @@
           <w:sz w:val="22"/>
           <w:szCs w:val="22"/>
         </w:rPr>
-        <w:t xml:space="preserve">Les Ad étaient des géants. Allâh leur avait donné une taille au-delà des hommes, une force sans pareille, des bras qui pouvaient déplacer des pierres comme on déplace des grains de sable.</w:t>
+        <w:t xml:space="preserve">Les Ad étaient des géants. Allah leur avait donné une taille au-delà des hommes, une force sans pareille, des bras qui pouvaient déplacer des pierres comme on déplace des grains de sable.</w:t>
       </w:r>
     </w:p>
     <w:p>
@@ -3293,7 +3293,7 @@
           <w:sz w:val="22"/>
           <w:szCs w:val="22"/>
         </w:rPr>
-        <w:t xml:space="preserve">Allâh leur envoya Hud. Un homme de leur peuple. Un homme à la voix calme.</w:t>
+        <w:t xml:space="preserve">Allah leur envoya Hud. Un homme de leur peuple. Un homme à la voix calme.</w:t>
       </w:r>
     </w:p>
     <w:p>
@@ -3319,7 +3319,7 @@
           <w:sz w:val="22"/>
           <w:szCs w:val="22"/>
         </w:rPr>
-        <w:t xml:space="preserve">« Ô mon peuple. Adorez Allâh. Vous n'avez pas d'autre divinité que Lui. Vous bâtissez sur chaque colline des monuments inutiles pour vous divertir. Vous saisissez d'une poigne de tyran. Craignez Allâh — qui vous a accordé ce que vous savez : du bétail, des fils, des jardins, des sources. »</w:t>
+        <w:t xml:space="preserve">« Ô mon peuple. Adorez Allah. Vous n'avez pas d'autre divinité que Lui. Vous bâtissez sur chaque colline des monuments inutiles pour vous divertir. Vous saisissez d'une poigne de tyran. Craignez Allah — qui vous a accordé ce que vous savez : du bétail, des fils, des jardins, des sources. »</w:t>
       </w:r>
     </w:p>
     <w:p>
@@ -3592,20 +3592,20 @@
           <w:sz w:val="22"/>
           <w:szCs w:val="22"/>
         </w:rPr>
-        <w:t xml:space="preserve">Il avait tout. Une grande famille. Des troupeaux. Des terres. Une santé. Une femme qui l'aimait. Et — surtout — une foi profonde, ferme, qui le faisait remercier Allâh à chaque heure.</w:t>
-      </w:r>
-    </w:p>
-    <w:p>
-      <w:pPr>
-        <w:spacing w:after="60"/>
-      </w:pPr>
-      <w:r>
-        <w:rPr>
-          <w:rFonts w:ascii="Cormorant Garamond" w:cs="Cormorant Garamond" w:eastAsia="Cormorant Garamond" w:hAnsi="Cormorant Garamond"/>
-          <w:sz w:val="22"/>
-          <w:szCs w:val="22"/>
-        </w:rPr>
-        <w:t xml:space="preserve">Allâh lui retira tout.</w:t>
+        <w:t xml:space="preserve">Il avait tout. Une grande famille. Des troupeaux. Des terres. Une santé. Une femme qui l'aimait. Et — surtout — une foi profonde, ferme, qui le faisait remercier Allah à chaque heure.</w:t>
+      </w:r>
+    </w:p>
+    <w:p>
+      <w:pPr>
+        <w:spacing w:after="60"/>
+      </w:pPr>
+      <w:r>
+        <w:rPr>
+          <w:rFonts w:ascii="Cormorant Garamond" w:cs="Cormorant Garamond" w:eastAsia="Cormorant Garamond" w:hAnsi="Cormorant Garamond"/>
+          <w:sz w:val="22"/>
+          <w:szCs w:val="22"/>
+        </w:rPr>
+        <w:t xml:space="preserve">Allah lui retira tout.</w:t>
       </w:r>
     </w:p>
     <w:p>
@@ -3774,7 +3774,7 @@
           <w:sz w:val="22"/>
           <w:szCs w:val="22"/>
         </w:rPr>
-        <w:t xml:space="preserve">Allâh entendit. Allâh avait toujours entendu.</w:t>
+        <w:t xml:space="preserve">Allah entendit. Allah avait toujours entendu.</w:t>
       </w:r>
     </w:p>
     <w:p>
@@ -3852,7 +3852,7 @@
           <w:sz w:val="22"/>
           <w:szCs w:val="22"/>
         </w:rPr>
-        <w:t xml:space="preserve">Et Allâh lui rendit sa famille — et autant d'autres avec elle.</w:t>
+        <w:t xml:space="preserve">Et Allah lui rendit sa famille — et autant d'autres avec elle.</w:t>
       </w:r>
     </w:p>
     <w:p>
@@ -3878,7 +3878,7 @@
           <w:sz w:val="22"/>
           <w:szCs w:val="22"/>
         </w:rPr>
-        <w:t xml:space="preserve">La patience n'est pas un mur qu'on dresse contre la douleur. C'est une porte qu'on laisse ouverte sur Allâh — même quand on ne sent plus rien.</w:t>
+        <w:t xml:space="preserve">La patience n'est pas un mur qu'on dresse contre la douleur. C'est une porte qu'on laisse ouverte sur Allah — même quand on ne sent plus rien.</w:t>
       </w:r>
     </w:p>
     <w:p>
@@ -3982,20 +3982,20 @@
           <w:sz w:val="22"/>
           <w:szCs w:val="22"/>
         </w:rPr>
-        <w:t xml:space="preserve">Un jour, fatigué, il se leva avant l'aube. Sans demander la permission d'Allâh. Sans attendre Son ordre. Il marcha jusqu'au port. Il monta dans un bateau qui partait pour le large.</w:t>
-      </w:r>
-    </w:p>
-    <w:p>
-      <w:pPr>
-        <w:spacing w:after="60"/>
-      </w:pPr>
-      <w:r>
-        <w:rPr>
-          <w:rFonts w:ascii="Cormorant Garamond" w:cs="Cormorant Garamond" w:eastAsia="Cormorant Garamond" w:hAnsi="Cormorant Garamond"/>
-          <w:sz w:val="22"/>
-          <w:szCs w:val="22"/>
-        </w:rPr>
-        <w:t xml:space="preserve">Il fuyait. Mais on ne fuit pas Allâh.</w:t>
+        <w:t xml:space="preserve">Un jour, fatigué, il se leva avant l'aube. Sans demander la permission d'Allah. Sans attendre Son ordre. Il marcha jusqu'au port. Il monta dans un bateau qui partait pour le large.</w:t>
+      </w:r>
+    </w:p>
+    <w:p>
+      <w:pPr>
+        <w:spacing w:after="60"/>
+      </w:pPr>
+      <w:r>
+        <w:rPr>
+          <w:rFonts w:ascii="Cormorant Garamond" w:cs="Cormorant Garamond" w:eastAsia="Cormorant Garamond" w:hAnsi="Cormorant Garamond"/>
+          <w:sz w:val="22"/>
+          <w:szCs w:val="22"/>
+        </w:rPr>
+        <w:t xml:space="preserve">Il fuyait. Mais on ne fuit pas Allah.</w:t>
       </w:r>
     </w:p>
     <w:p>
@@ -4151,7 +4151,7 @@
           <w:sz w:val="22"/>
           <w:szCs w:val="22"/>
         </w:rPr>
-        <w:t xml:space="preserve">Allâh entendit.</w:t>
+        <w:t xml:space="preserve">Allah entendit.</w:t>
       </w:r>
     </w:p>
     <w:p>
@@ -4177,7 +4177,7 @@
           <w:sz w:val="22"/>
           <w:szCs w:val="22"/>
         </w:rPr>
-        <w:t xml:space="preserve">Allâh fit pousser, au-dessus de lui, un plant de courge — pour qu'il ait de l'ombre. Et il guérit.</w:t>
+        <w:t xml:space="preserve">Allah fit pousser, au-dessus de lui, un plant de courge — pour qu'il ait de l'ombre. Et il guérit.</w:t>
       </w:r>
     </w:p>
     <w:p>
@@ -4203,33 +4203,33 @@
           <w:sz w:val="22"/>
           <w:szCs w:val="22"/>
         </w:rPr>
-        <w:t xml:space="preserve">Et cette fois — chose unique dans le Coran — la ville entière l'écouta. Cent mille habitants, ou plus, crurent. Et Allâh leur fit grâce.</w:t>
-      </w:r>
-    </w:p>
-    <w:p>
-      <w:pPr>
-        <w:spacing w:after="60"/>
-      </w:pPr>
-      <w:r>
-        <w:rPr>
-          <w:rFonts w:ascii="Cormorant Garamond" w:cs="Cormorant Garamond" w:eastAsia="Cormorant Garamond" w:hAnsi="Cormorant Garamond"/>
-          <w:sz w:val="22"/>
-          <w:szCs w:val="22"/>
-        </w:rPr>
-        <w:t xml:space="preserve">« Si ce n'est qu'il fut parmi ceux qui glorifient Allâh, il serait demeuré dans son ventre jusqu'au Jour de la Résurrection. »</w:t>
-      </w:r>
-    </w:p>
-    <w:p>
-      <w:pPr>
-        <w:spacing w:after="60"/>
-      </w:pPr>
-      <w:r>
-        <w:rPr>
-          <w:rFonts w:ascii="Cormorant Garamond" w:cs="Cormorant Garamond" w:eastAsia="Cormorant Garamond" w:hAnsi="Cormorant Garamond"/>
-          <w:sz w:val="22"/>
-          <w:szCs w:val="22"/>
-        </w:rPr>
-        <w:t xml:space="preserve">Allâh ne te lâche pas même quand tu fuis. Surtout quand tu fuis. Le poisson n'est pas un châtiment — c'est un chemin de retour.</w:t>
+        <w:t xml:space="preserve">Et cette fois — chose unique dans le Coran — la ville entière l'écouta. Cent mille habitants, ou plus, crurent. Et Allah leur fit grâce.</w:t>
+      </w:r>
+    </w:p>
+    <w:p>
+      <w:pPr>
+        <w:spacing w:after="60"/>
+      </w:pPr>
+      <w:r>
+        <w:rPr>
+          <w:rFonts w:ascii="Cormorant Garamond" w:cs="Cormorant Garamond" w:eastAsia="Cormorant Garamond" w:hAnsi="Cormorant Garamond"/>
+          <w:sz w:val="22"/>
+          <w:szCs w:val="22"/>
+        </w:rPr>
+        <w:t xml:space="preserve">« Si ce n'est qu'il fut parmi ceux qui glorifient Allah, il serait demeuré dans son ventre jusqu'au Jour de la Résurrection. »</w:t>
+      </w:r>
+    </w:p>
+    <w:p>
+      <w:pPr>
+        <w:spacing w:after="60"/>
+      </w:pPr>
+      <w:r>
+        <w:rPr>
+          <w:rFonts w:ascii="Cormorant Garamond" w:cs="Cormorant Garamond" w:eastAsia="Cormorant Garamond" w:hAnsi="Cormorant Garamond"/>
+          <w:sz w:val="22"/>
+          <w:szCs w:val="22"/>
+        </w:rPr>
+        <w:t xml:space="preserve">Allah ne te lâche pas même quand tu fuis. Surtout quand tu fuis. Le poisson n'est pas un châtiment — c'est un chemin de retour.</w:t>
       </w:r>
     </w:p>
     <w:p>
@@ -4294,7 +4294,7 @@
           <w:sz w:val="22"/>
           <w:szCs w:val="22"/>
         </w:rPr>
-        <w:t xml:space="preserve">Allâh lui avait donné ce qu'aucun roi n'aurait après lui — la langue des oiseaux, la soumission des djinns, le pouvoir sur le vent. Son armée comptait des hommes, des djinns, des oiseaux. Il parlait à la huppe et à la fourmi.</w:t>
+        <w:t xml:space="preserve">Allah lui avait donné ce qu'aucun roi n'aurait après lui — la langue des oiseaux, la soumission des djinns, le pouvoir sur le vent. Son armée comptait des hommes, des djinns, des oiseaux. Il parlait à la huppe et à la fourmi.</w:t>
       </w:r>
     </w:p>
     <w:p>
@@ -4372,7 +4372,7 @@
           <w:sz w:val="22"/>
           <w:szCs w:val="22"/>
         </w:rPr>
-        <w:t xml:space="preserve">« De la part de Sulayman. Au nom d'Allâh, le Tout-Miséricordieux, le Très-Miséricordieux. Ne soyez pas hautains avec moi. Venez à moi soumis. »</w:t>
+        <w:t xml:space="preserve">« De la part de Sulayman. Au nom d'Allah, le Tout-Miséricordieux, le Très-Miséricordieux. Ne soyez pas hautains avec moi. Venez à moi soumis. »</w:t>
       </w:r>
     </w:p>
     <w:p>
@@ -4489,7 +4489,7 @@
           <w:sz w:val="22"/>
           <w:szCs w:val="22"/>
         </w:rPr>
-        <w:t xml:space="preserve">« Vous voulez m'aider avec des biens ? Ce qu'Allâh m'a donné est meilleur que ce qu'Il vous a donné. Renvoyez votre cadeau. Et préparez-vous — nous viendrons à vous avec des armées que vous ne pourrez pas tenir. »</w:t>
+        <w:t xml:space="preserve">« Vous voulez m'aider avec des biens ? Ce qu'Allah m'a donné est meilleur que ce qu'Il vous a donné. Renvoyez votre cadeau. Et préparez-vous — nous viendrons à vous avec des armées que vous ne pourrez pas tenir. »</w:t>
       </w:r>
     </w:p>
     <w:p>
@@ -4619,7 +4619,7 @@
           <w:sz w:val="22"/>
           <w:szCs w:val="22"/>
         </w:rPr>
-        <w:t xml:space="preserve">« Seigneur, je me suis fait du tort à moi-même. Je me soumets, avec Sulayman, à Allâh, le Seigneur des mondes. »</w:t>
+        <w:t xml:space="preserve">« Seigneur, je me suis fait du tort à moi-même. Je me soumets, avec Sulayman, à Allah, le Seigneur des mondes. »</w:t>
       </w:r>
     </w:p>
     <w:p>
@@ -4775,7 +4775,7 @@
           <w:sz w:val="22"/>
           <w:szCs w:val="22"/>
         </w:rPr>
-        <w:t xml:space="preserve">Sulayman entendit. Allâh lui avait donné la langue de toutes les créatures.</w:t>
+        <w:t xml:space="preserve">Sulayman entendit. Allah lui avait donné la langue de toutes les créatures.</w:t>
       </w:r>
     </w:p>
     <w:p>
@@ -4957,7 +4957,7 @@
           <w:sz w:val="22"/>
           <w:szCs w:val="22"/>
         </w:rPr>
-        <w:t xml:space="preserve">Le prophète interrogea Allâh. Allâh choisit Talut.</w:t>
+        <w:t xml:space="preserve">Le prophète interrogea Allah. Allah choisit Talut.</w:t>
       </w:r>
     </w:p>
     <w:p>
@@ -5009,7 +5009,7 @@
           <w:sz w:val="22"/>
           <w:szCs w:val="22"/>
         </w:rPr>
-        <w:t xml:space="preserve">« Allâh l'a choisi sur vous. Il l'a comblé en science et en stature. Allâh donne Son pouvoir à qui Il veut. »</w:t>
+        <w:t xml:space="preserve">« Allah l'a choisi sur vous. Il l'a comblé en science et en stature. Allah donne Son pouvoir à qui Il veut. »</w:t>
       </w:r>
     </w:p>
     <w:p>
@@ -5048,7 +5048,7 @@
           <w:sz w:val="22"/>
           <w:szCs w:val="22"/>
         </w:rPr>
-        <w:t xml:space="preserve">« Allâh va vous éprouver par cette rivière. Quiconque en boira ne sera pas avec moi. Sauf celui qui en puise dans le creux de sa main. »</w:t>
+        <w:t xml:space="preserve">« Allah va vous éprouver par cette rivière. Quiconque en boira ne sera pas avec moi. Sauf celui qui en puise dans le creux de sa main. »</w:t>
       </w:r>
     </w:p>
     <w:p>
@@ -5126,7 +5126,7 @@
           <w:sz w:val="22"/>
           <w:szCs w:val="22"/>
         </w:rPr>
-        <w:t xml:space="preserve">« Combien de fois une petite troupe, par la permission d'Allâh, a vaincu une grande troupe. Allâh est avec les patients. »</w:t>
+        <w:t xml:space="preserve">« Combien de fois une petite troupe, par la permission d'Allah, a vaincu une grande troupe. Allah est avec les patients. »</w:t>
       </w:r>
     </w:p>
     <w:p>
@@ -5243,20 +5243,20 @@
           <w:sz w:val="22"/>
           <w:szCs w:val="22"/>
         </w:rPr>
-        <w:t xml:space="preserve">Allâh donna à Dawud la royauté et la sagesse, et lui enseigna ce qu'Il voulut.</w:t>
-      </w:r>
-    </w:p>
-    <w:p>
-      <w:pPr>
-        <w:spacing w:after="60"/>
-      </w:pPr>
-      <w:r>
-        <w:rPr>
-          <w:rFonts w:ascii="Cormorant Garamond" w:cs="Cormorant Garamond" w:eastAsia="Cormorant Garamond" w:hAnsi="Cormorant Garamond"/>
-          <w:sz w:val="22"/>
-          <w:szCs w:val="22"/>
-        </w:rPr>
-        <w:t xml:space="preserve">Allâh ne pèse pas les armées. Il pèse les cœurs. Une fronde dans une main qui ne tremble pas suffit à faire tomber un géant.</w:t>
+        <w:t xml:space="preserve">Allah donna à Dawud la royauté et la sagesse, et lui enseigna ce qu'Il voulut.</w:t>
+      </w:r>
+    </w:p>
+    <w:p>
+      <w:pPr>
+        <w:spacing w:after="60"/>
+      </w:pPr>
+      <w:r>
+        <w:rPr>
+          <w:rFonts w:ascii="Cormorant Garamond" w:cs="Cormorant Garamond" w:eastAsia="Cormorant Garamond" w:hAnsi="Cormorant Garamond"/>
+          <w:sz w:val="22"/>
+          <w:szCs w:val="22"/>
+        </w:rPr>
+        <w:t xml:space="preserve">Allah ne pèse pas les armées. Il pèse les cœurs. Une fronde dans une main qui ne tremble pas suffit à faire tomber un géant.</w:t>
       </w:r>
     </w:p>
     <w:p>
@@ -5594,7 +5594,7 @@
           <w:sz w:val="22"/>
           <w:szCs w:val="22"/>
         </w:rPr>
-        <w:t xml:space="preserve">Allâh défend ce qui est à Lui. Personne, jamais, ne peut s'approprier ce qui ne lui a pas été donné.</w:t>
+        <w:t xml:space="preserve">Allah défend ce qui est à Lui. Personne, jamais, ne peut s'approprier ce qui ne lui a pas été donné.</w:t>
       </w:r>
     </w:p>
     <w:p>
@@ -5932,7 +5932,7 @@
           <w:sz w:val="22"/>
           <w:szCs w:val="22"/>
         </w:rPr>
-        <w:t xml:space="preserve">Il y a des feux qui brûlent. Il y a des feux qui purifient. Celui qui descend pour Allâh ne descend pas dans la mort — il descend dans la fidélité.</w:t>
+        <w:t xml:space="preserve">Il y a des feux qui brûlent. Il y a des feux qui purifient. Celui qui descend pour Allah ne descend pas dans la mort — il descend dans la fidélité.</w:t>
       </w:r>
     </w:p>
     <w:p>
@@ -6062,7 +6062,7 @@
           <w:sz w:val="22"/>
           <w:szCs w:val="22"/>
         </w:rPr>
-        <w:t xml:space="preserve">« Craignez Allâh, si vous êtes croyants. »</w:t>
+        <w:t xml:space="preserve">« Craignez Allah, si vous êtes croyants. »</w:t>
       </w:r>
     </w:p>
     <w:p>
@@ -6114,33 +6114,33 @@
           <w:sz w:val="22"/>
           <w:szCs w:val="22"/>
         </w:rPr>
-        <w:t xml:space="preserve">« Ô Allâh, notre Seigneur. Fais descendre sur nous, du ciel, une table — qui sera pour nous une fête, pour le premier et le dernier d'entre nous, et un signe venant de Toi. Pourvois-nous. Tu es le meilleur des pourvoyeurs. »</w:t>
-      </w:r>
-    </w:p>
-    <w:p>
-      <w:pPr>
-        <w:spacing w:after="60"/>
-      </w:pPr>
-      <w:r>
-        <w:rPr>
-          <w:rFonts w:ascii="Cormorant Garamond" w:cs="Cormorant Garamond" w:eastAsia="Cormorant Garamond" w:hAnsi="Cormorant Garamond"/>
-          <w:sz w:val="22"/>
-          <w:szCs w:val="22"/>
-        </w:rPr>
-        <w:t xml:space="preserve">Allâh répondit. La table descendit.</w:t>
-      </w:r>
-    </w:p>
-    <w:p>
-      <w:pPr>
-        <w:spacing w:after="60"/>
-      </w:pPr>
-      <w:r>
-        <w:rPr>
-          <w:rFonts w:ascii="Cormorant Garamond" w:cs="Cormorant Garamond" w:eastAsia="Cormorant Garamond" w:hAnsi="Cormorant Garamond"/>
-          <w:sz w:val="22"/>
-          <w:szCs w:val="22"/>
-        </w:rPr>
-        <w:t xml:space="preserve">Mais avant qu'elle ne descende, Allâh fit une chose terrible. Il dit à Issa, à voix haute, pour que les disciples entendent :</w:t>
+        <w:t xml:space="preserve">« Ô Allah, notre Seigneur. Fais descendre sur nous, du ciel, une table — qui sera pour nous une fête, pour le premier et le dernier d'entre nous, et un signe venant de Toi. Pourvois-nous. Tu es le meilleur des pourvoyeurs. »</w:t>
+      </w:r>
+    </w:p>
+    <w:p>
+      <w:pPr>
+        <w:spacing w:after="60"/>
+      </w:pPr>
+      <w:r>
+        <w:rPr>
+          <w:rFonts w:ascii="Cormorant Garamond" w:cs="Cormorant Garamond" w:eastAsia="Cormorant Garamond" w:hAnsi="Cormorant Garamond"/>
+          <w:sz w:val="22"/>
+          <w:szCs w:val="22"/>
+        </w:rPr>
+        <w:t xml:space="preserve">Allah répondit. La table descendit.</w:t>
+      </w:r>
+    </w:p>
+    <w:p>
+      <w:pPr>
+        <w:spacing w:after="60"/>
+      </w:pPr>
+      <w:r>
+        <w:rPr>
+          <w:rFonts w:ascii="Cormorant Garamond" w:cs="Cormorant Garamond" w:eastAsia="Cormorant Garamond" w:hAnsi="Cormorant Garamond"/>
+          <w:sz w:val="22"/>
+          <w:szCs w:val="22"/>
+        </w:rPr>
+        <w:t xml:space="preserve">Mais avant qu'elle ne descende, Allah fit une chose terrible. Il dit à Issa, à voix haute, pour que les disciples entendent :</w:t>
       </w:r>
     </w:p>
     <w:p>
@@ -6296,20 +6296,20 @@
           <w:sz w:val="22"/>
           <w:szCs w:val="22"/>
         </w:rPr>
-        <w:t xml:space="preserve">L'homme s'arrêta. Il regarda. Il dit, plus pour lui-même que pour Allâh :</w:t>
-      </w:r>
-    </w:p>
-    <w:p>
-      <w:pPr>
-        <w:spacing w:after="60"/>
-      </w:pPr>
-      <w:r>
-        <w:rPr>
-          <w:rFonts w:ascii="Cormorant Garamond" w:cs="Cormorant Garamond" w:eastAsia="Cormorant Garamond" w:hAnsi="Cormorant Garamond"/>
-          <w:sz w:val="22"/>
-          <w:szCs w:val="22"/>
-        </w:rPr>
-        <w:t xml:space="preserve">« Comment Allâh la fera-t-Il revivre, après sa mort ? »</w:t>
+        <w:t xml:space="preserve">L'homme s'arrêta. Il regarda. Il dit, plus pour lui-même que pour Allah :</w:t>
+      </w:r>
+    </w:p>
+    <w:p>
+      <w:pPr>
+        <w:spacing w:after="60"/>
+      </w:pPr>
+      <w:r>
+        <w:rPr>
+          <w:rFonts w:ascii="Cormorant Garamond" w:cs="Cormorant Garamond" w:eastAsia="Cormorant Garamond" w:hAnsi="Cormorant Garamond"/>
+          <w:sz w:val="22"/>
+          <w:szCs w:val="22"/>
+        </w:rPr>
+        <w:t xml:space="preserve">« Comment Allah la fera-t-Il revivre, après sa mort ? »</w:t>
       </w:r>
     </w:p>
     <w:p>
@@ -6335,7 +6335,7 @@
           <w:sz w:val="22"/>
           <w:szCs w:val="22"/>
         </w:rPr>
-        <w:t xml:space="preserve">Alors Allâh fit quelque chose.</w:t>
+        <w:t xml:space="preserve">Alors Allah fit quelque chose.</w:t>
       </w:r>
     </w:p>
     <w:p>
@@ -6413,7 +6413,7 @@
           <w:sz w:val="22"/>
           <w:szCs w:val="22"/>
         </w:rPr>
-        <w:t xml:space="preserve">Et un jour — un jour qui n'avait rien de particulier — Allâh réveilla l'homme.</w:t>
+        <w:t xml:space="preserve">Et un jour — un jour qui n'avait rien de particulier — Allah réveilla l'homme.</w:t>
       </w:r>
     </w:p>
     <w:p>
@@ -6439,7 +6439,7 @@
           <w:sz w:val="22"/>
           <w:szCs w:val="22"/>
         </w:rPr>
-        <w:t xml:space="preserve">Allâh lui demanda :</w:t>
+        <w:t xml:space="preserve">Allah lui demanda :</w:t>
       </w:r>
     </w:p>
     <w:p>
@@ -6491,7 +6491,7 @@
           <w:sz w:val="22"/>
           <w:szCs w:val="22"/>
         </w:rPr>
-        <w:t xml:space="preserve">Allâh dit :</w:t>
+        <w:t xml:space="preserve">Allah dit :</w:t>
       </w:r>
     </w:p>
     <w:p>
@@ -6543,7 +6543,7 @@
           <w:sz w:val="22"/>
           <w:szCs w:val="22"/>
         </w:rPr>
-        <w:t xml:space="preserve">Et alors — devant les yeux de l'homme — Allâh fit ce qu'Il avait à faire.</w:t>
+        <w:t xml:space="preserve">Et alors — devant les yeux de l'homme — Allah fit ce qu'Il avait à faire.</w:t>
       </w:r>
     </w:p>
     <w:p>
@@ -6582,7 +6582,7 @@
           <w:sz w:val="22"/>
           <w:szCs w:val="22"/>
         </w:rPr>
-        <w:t xml:space="preserve">« Je sais maintenant qu'Allâh est puissant sur toute chose. »</w:t>
+        <w:t xml:space="preserve">« Je sais maintenant qu'Allah est puissant sur toute chose. »</w:t>
       </w:r>
     </w:p>
     <w:p>

--- a/ECRITS_NIYYAH/recits_coran.docx
+++ b/ECRITS_NIYYAH/recits_coran.docx
@@ -5,7 +5,7 @@
     <w:p>
       <w:pPr>
         <w:pStyle w:val="Title"/>
-        <w:spacing w:after="300"/>
+        <w:spacing w:after="200"/>
       </w:pPr>
       <w:r>
         <w:rPr>
@@ -16,6 +16,22 @@
           <w:szCs w:val="36"/>
         </w:rPr>
         <w:t xml:space="preserve">Récits du Coran — 20 récits</w:t>
+      </w:r>
+    </w:p>
+    <w:p>
+      <w:pPr>
+        <w:spacing w:after="300"/>
+      </w:pPr>
+      <w:r>
+        <w:rPr>
+          <w:rFonts w:ascii="Cormorant Garamond" w:cs="Cormorant Garamond" w:eastAsia="Cormorant Garamond" w:hAnsi="Cormorant Garamond"/>
+          <w:i/>
+          <w:iCs/>
+          <w:color w:val="888888"/>
+          <w:sz w:val="20"/>
+          <w:szCs w:val="20"/>
+        </w:rPr>
+        <w:t xml:space="preserve">Ces récits sont basés sur le Coran. Certains détails proviennent de la tradition exégétique classique (Ibn Kathîr, Tabarî) ou des Israeliyyât (récits transmis par des convertis juifs et chrétiens des débuts de l’Islam). Ces ajouts traditionnels sont signalés dans le texte ou les sources. Le Coran lui-même reste la référence — quand un détail manque dans le Coran, c’est qu’Allâh n’a pas voulu nous le dire.</w:t>
       </w:r>
     </w:p>
     <w:p>
@@ -306,7 +322,7 @@
           <w:sz w:val="22"/>
           <w:szCs w:val="22"/>
         </w:rPr>
-        <w:t xml:space="preserve">Le Coran s'arrête là. Il ne le nomme pas — il le laisse dans l'anonymat des hommes vaincus. Mais Ibn Kathîr et les anciens racontent qu'à la fin de cette vie d'orgueil, Nimrod mourut. Et il ne mourut pas d'une lame. Ni d'un poison. Ni d'une révolte.</w:t>
+        <w:t xml:space="preserve">Le Coran s'arrête là. Il ne nomme même pas le roi — il le laisse dans l'anonymat des hommes vaincus. L'identification à Nimrod, et la fin par la mouche, viennent des Israeliyyât (récits juifs anciens) repris par Tabarî et Ibn Kathîr — qui eux-mêmes les rapportaient sans les confirmer ('wa-Allâhu a'lam'). On les raconte ici comme image, pas comme révélation. Ni d'un poison. Ni d'une révolte.</w:t>
       </w:r>
     </w:p>
     <w:p>
@@ -1283,7 +1299,7 @@
           <w:sz w:val="22"/>
           <w:szCs w:val="22"/>
         </w:rPr>
-        <w:t xml:space="preserve">Ils rebroussèrent chemin, et trouvèrent un homme assis sur un rocher. Il portait un manteau vert. Son visage était calme — d'un calme qui dérangeait.</w:t>
+        <w:t xml:space="preserve">Ils rebroussèrent chemin, et trouvèrent un homme assis sur un rocher. Il portait — selon la tradition qui l’imagine en manteau vert, son nom signifiant ‘le vert’ — un visage calme. Son visage était calme — d'un calme qui dérangeait.</w:t>
       </w:r>
     </w:p>
     <w:p>
@@ -1620,7 +1636,7 @@
           <w:sz w:val="18"/>
           <w:szCs w:val="18"/>
         </w:rPr>
-        <w:t xml:space="preserve">Source : Sourate Al-Kahf (18:60-82) — identification d'Al-Khidr par les hadiths (Bukhari, Muslim) · Note : statut prophétique débattu — position majoritaire chez les sunnites : prophète</w:t>
+        <w:t xml:space="preserve">Source : Sourate Al-Kahf (18:60-82) — identification d'Al-Khidr par les hadiths (Bukhari, Muslim) · Note : son statut est débattu — prophète selon plusieurs avis (Ibn Kathîr, Ibn Taymiyya), serviteur particulier ('abd) d'Allâh selon d'autres (Ibn Hazm). Allâh sait mieux.</w:t>
       </w:r>
     </w:p>
     <w:p>
@@ -2708,12 +2724,28 @@
       <w:r>
         <w:rPr>
           <w:rFonts w:ascii="Cormorant Garamond" w:cs="Cormorant Garamond" w:eastAsia="Cormorant Garamond" w:hAnsi="Cormorant Garamond"/>
-          <w:i w:val="false"/>
-          <w:iCs w:val="false"/>
-          <w:sz w:val="22"/>
-          <w:szCs w:val="22"/>
-        </w:rPr>
-        <w:t xml:space="preserve">Un jour, ils présentèrent chacun une offrande. Habil donna sa meilleure bête. Qabil donna ce qu'il avait sous la main.</w:t>
+          <w:i/>
+          <w:iCs/>
+          <w:color w:val="888888"/>
+          <w:sz w:val="22"/>
+          <w:szCs w:val="22"/>
+        </w:rPr>
+        <w:t xml:space="preserve">Le Coran ne les nomme pas — il dit simplement ‘les deux fils d’Adam’ (5:27). La tradition antérieure (juive et chrétienne) leur donne les noms de Habil et Qabil.</w:t>
+      </w:r>
+    </w:p>
+    <w:p>
+      <w:pPr>
+        <w:spacing w:after="60"/>
+      </w:pPr>
+      <w:r>
+        <w:rPr>
+          <w:rFonts w:ascii="Cormorant Garamond" w:cs="Cormorant Garamond" w:eastAsia="Cormorant Garamond" w:hAnsi="Cormorant Garamond"/>
+          <w:i w:val="false"/>
+          <w:iCs w:val="false"/>
+          <w:sz w:val="22"/>
+          <w:szCs w:val="22"/>
+        </w:rPr>
+        <w:t xml:space="preserve">Un jour, ils présentèrent chacun une offrande. Chacun fit une offrande. La tradition exégétique précise que Habil donna le meilleur de son troupeau, et Qabil ce qu'il avait sous la main — le Coran lui-même dit seulement qu'une offrande fut acceptée, l'autre non.</w:t>
       </w:r>
     </w:p>
     <w:p>
@@ -3466,7 +3498,7 @@
           <w:sz w:val="22"/>
           <w:szCs w:val="22"/>
         </w:rPr>
-        <w:t xml:space="preserve">De la roche elle-même — devant leurs yeux — sortit une chamelle. Une chamelle énorme, splendide, qui n'avait pas d'ombre et pas de blessure, qui n'avait pas été engendrée, qui n'avait jamais bu une goutte d'eau qu'Allah ne lui avait promise.</w:t>
+        <w:t xml:space="preserve">Allâh leur donna une chamelle — un signe. Le Coran l'appelle nâqat Allâh, 'la chamelle d'Allâh' (7:73). Il ne décrit pas comment elle vint. La tradition exégétique (Tabarî, Ibn Kathîr) raconte qu'elle sortit de la roche, sous leurs yeux — mais ce détail vient des Israeliyyât, pas du Coran lui-même. Ce qui est sûr, c'est qu'elle était un signe immense, qu'elle buvait à la source un jour, et que le peuple buvait l'autre.</w:t>
       </w:r>
     </w:p>
     <w:p>
@@ -3588,37 +3620,7 @@
           <w:sz w:val="22"/>
           <w:szCs w:val="22"/>
         </w:rPr>
-        <w:t xml:space="preserve">Le premier jour, leur visage devint jaune.</w:t>
-      </w:r>
-    </w:p>
-    <w:p>
-      <w:pPr>
-        <w:spacing w:after="60"/>
-      </w:pPr>
-      <w:r>
-        <w:rPr>
-          <w:rFonts w:ascii="Cormorant Garamond" w:cs="Cormorant Garamond" w:eastAsia="Cormorant Garamond" w:hAnsi="Cormorant Garamond"/>
-          <w:i w:val="false"/>
-          <w:iCs w:val="false"/>
-          <w:sz w:val="22"/>
-          <w:szCs w:val="22"/>
-        </w:rPr>
-        <w:t xml:space="preserve">Le deuxième jour, leur visage devint rouge.</w:t>
-      </w:r>
-    </w:p>
-    <w:p>
-      <w:pPr>
-        <w:spacing w:after="60"/>
-      </w:pPr>
-      <w:r>
-        <w:rPr>
-          <w:rFonts w:ascii="Cormorant Garamond" w:cs="Cormorant Garamond" w:eastAsia="Cormorant Garamond" w:hAnsi="Cormorant Garamond"/>
-          <w:i w:val="false"/>
-          <w:iCs w:val="false"/>
-          <w:sz w:val="22"/>
-          <w:szCs w:val="22"/>
-        </w:rPr>
-        <w:t xml:space="preserve">Le troisième jour, leur visage devint noir.</w:t>
+        <w:t xml:space="preserve">Le Coran (11:65) dit : ‘Profitez de votre demeure pendant trois jours.’ Trois jours pour comprendre. Trois jours pour revenir. La tradition exégétique précise que leur visage devint jaune le premier jour, rouge le deuxième, noir le troisième — détails non coraniques, transmis par les anciens.</w:t>
       </w:r>
     </w:p>
     <w:p>
@@ -3751,7 +3753,7 @@
           <w:sz w:val="22"/>
           <w:szCs w:val="22"/>
         </w:rPr>
-        <w:t xml:space="preserve">Les Ad étaient des géants. Allah leur avait donné une taille au-delà des hommes, une force sans pareille, des bras qui pouvaient déplacer des pierres comme on déplace des grains de sable.</w:t>
+        <w:t xml:space="preserve">Les Ad étaient un peuple immense en force. Le Coran (7:69) dit qu’Allâh les avait ‘comblés en stature’ (bastatan fî-l-khalq) — ce qui peut signifier puissance physique ou taille. La tradition exégétique les a souvent décrits comme des géants au sens propre, mais le Coran lui-même reste plus mesuré, des bras qui pouvaient déplacer des pierres comme on déplace des grains de sable.</w:t>
       </w:r>
     </w:p>
     <w:p>
@@ -3919,7 +3921,7 @@
           <w:sz w:val="22"/>
           <w:szCs w:val="22"/>
         </w:rPr>
-        <w:t xml:space="preserve">Trois ans sans pluie. Les sources s'asséchèrent. Le bétail mourut. La terre se fissura. Les Ad attendirent — comme tous les peuples attendent — un signe du ciel.</w:t>
+        <w:t xml:space="preserve">Une longue sécheresse vint. Les sources s’asséchèrent. Le bétail mourut. (La tradition parle de trois ans — le Coran n’en précise pas la durée.). Les sources s'asséchèrent. Le bétail mourut. La terre se fissura. Les Ad attendirent — comme tous les peuples attendent — un signe du ciel.</w:t>
       </w:r>
     </w:p>
     <w:p>
@@ -4279,7 +4281,7 @@
           <w:sz w:val="22"/>
           <w:szCs w:val="22"/>
         </w:rPr>
-        <w:t xml:space="preserve">Elle marcha pour lui. Elle mendia pour lui. Elle se vendit même ses cheveux — sa parure — pour pouvoir nourrir Ayoub un jour de plus.</w:t>
+        <w:t xml:space="preserve">Elle marcha pour lui. Elle mendia pour lui. Elle resta — quand tout le reste avait fui. La tradition exégétique (non coranique) raconte qu’elle vendit jusqu’à ses cheveux pour le nourrir. Le Coran retient surtout ceci : qu’Ayoub a tenu, et que sa femme aussi.</w:t>
       </w:r>
     </w:p>
     <w:p>
@@ -4325,7 +4327,7 @@
           <w:sz w:val="22"/>
           <w:szCs w:val="22"/>
         </w:rPr>
-        <w:t xml:space="preserve">Dix-huit ans passèrent ainsi.</w:t>
+        <w:t xml:space="preserve">Des années passèrent — la tradition parle de 18 ans, parfois de 13, parfois de 7. Le Coran ne précise pas la durée. Il dit seulement qu’Ayoub a été éprouvé longtemps, et qu’il a tenu.</w:t>
       </w:r>
     </w:p>
     <w:p>
@@ -4434,6 +4436,21 @@
           <w:szCs w:val="22"/>
         </w:rPr>
         <w:t xml:space="preserve">« Voilà une eau pour te laver, et une eau pour boire. »</w:t>
+      </w:r>
+    </w:p>
+    <w:p>
+      <w:pPr>
+        <w:spacing w:after="60"/>
+      </w:pPr>
+      <w:r>
+        <w:rPr>
+          <w:rFonts w:ascii="Cormorant Garamond" w:cs="Cormorant Garamond" w:eastAsia="Cormorant Garamond" w:hAnsi="Cormorant Garamond"/>
+          <w:i w:val="false"/>
+          <w:iCs w:val="false"/>
+          <w:sz w:val="22"/>
+          <w:szCs w:val="22"/>
+        </w:rPr>
+        <w:t xml:space="preserve">Il y avait eu, dans son épreuve, un moment où Ayoub s’était emporté contre sa femme — et avait juré, dans la fatigue de la souffrance, de la frapper. Allâh, qui aime la douceur, lui dit : ‘Prends en ta main un faisceau de brindilles. Frappe avec — et ne viole pas ton serment.’ (Sourate Sad 38:44.) Un faisceau de brindilles. Une caresse symbolique. Allâh enseigne, jusque dans la résolution des serments, qu’il existe toujours un chemin qui ne blesse personne.</w:t>
       </w:r>
     </w:p>
     <w:p>
@@ -5093,7 +5110,7 @@
           <w:sz w:val="22"/>
           <w:szCs w:val="22"/>
         </w:rPr>
-        <w:t xml:space="preserve">La huppe partit. Bilqis — la reine de Saba — trouva la lettre sur ses coussins, sans savoir comment elle y était arrivée.</w:t>
+        <w:t xml:space="preserve">La huppe partit. La reine de Saba — la tradition exégétique l’appelle Bilqis, nom non mentionné dans le Coran — trouva la lettre sur ses coussins, sans savoir comment elle y était arrivée.</w:t>
       </w:r>
     </w:p>
     <w:p>
@@ -6016,7 +6033,7 @@
           <w:sz w:val="22"/>
           <w:szCs w:val="22"/>
         </w:rPr>
-        <w:t xml:space="preserve">Sans armure. Sans épée. Avec une fronde et — selon la tradition antérieure à l'Islam — cinq pierres ramassées dans le lit du fleuve.</w:t>
+        <w:t xml:space="preserve">Sans armure. Sans épée. Le Coran dit simplement qu'il a tué Jalut (2:251). Les détails — fronde, pierres ramassées dans le fleuve, pierre dans le front du géant — viennent de la tradition biblique antérieure, reprise par certains exégètes. On les raconte ici par habitude littéraire.</w:t>
       </w:r>
     </w:p>
     <w:p>
